--- a/Templates/BTS/BM-15-07 TỜ TRÌNH KÝ BIÊN BẢN THỎA THUẬN BTS - Templates.docx
+++ b/Templates/BTS/BM-15-07 TỜ TRÌNH KÝ BIÊN BẢN THỎA THUẬN BTS - Templates.docx
@@ -3036,6 +3036,13 @@
             <w:r>
               <w:rPr>
                 <w:szCs w:val="28"/>
+                <w:lang w:val="en-US"/>
+              </w:rPr>
+              <w:t xml:space="preserve">- </w:t>
+            </w:r>
+            <w:r>
+              <w:rPr>
+                <w:szCs w:val="28"/>
               </w:rPr>
               <w:t xml:space="preserve">Thanh toán định kỳ 3 tháng 1 lần, tính từ thời điểm 2 bên ký kết Biên bản thỏa thuận và Bên A bàn giao mặt bằng hoàn tất cho </w:t>
             </w:r>
@@ -3064,6 +3071,13 @@
                 <w:szCs w:val="28"/>
               </w:rPr>
             </w:pPr>
+            <w:r>
+              <w:rPr>
+                <w:szCs w:val="28"/>
+                <w:lang w:val="en-US"/>
+              </w:rPr>
+              <w:t xml:space="preserve">- </w:t>
+            </w:r>
             <w:r>
               <w:rPr>
                 <w:szCs w:val="28"/>
@@ -3107,7 +3121,7 @@
           <w:sz w:val="28"/>
           <w:szCs w:val="28"/>
         </w:rPr>
-        <w:t>hợp đồng</w:t>
+        <w:t>Biên bản thỏa thuận</w:t>
       </w:r>
       <w:r>
         <w:rPr>
@@ -9011,6 +9025,21 @@
 </file>
 
 <file path=customXml/item2.xml><?xml version="1.0" encoding="utf-8"?>
+<?mso-contentType ?>
+<FormTemplates xmlns="http://schemas.microsoft.com/sharepoint/v3/contenttype/forms">
+  <Display>DocumentLibraryForm</Display>
+  <Edit>DocumentLibraryForm</Edit>
+  <New>DocumentLibraryForm</New>
+</FormTemplates>
+</file>
+
+<file path=customXml/item3.xml><?xml version="1.0" encoding="utf-8"?>
+<p:properties xmlns:p="http://schemas.microsoft.com/office/2006/metadata/properties" xmlns:xsi="http://www.w3.org/2001/XMLSchema-instance" xmlns:pc="http://schemas.microsoft.com/office/infopath/2007/PartnerControls">
+  <documentManagement/>
+</p:properties>
+</file>
+
+<file path=customXml/item4.xml><?xml version="1.0" encoding="utf-8"?>
 <ct:contentTypeSchema xmlns:ct="http://schemas.microsoft.com/office/2006/metadata/contentType" xmlns:ma="http://schemas.microsoft.com/office/2006/metadata/properties/metaAttributes" ct:_="" ma:_="" ma:contentTypeName="Document" ma:contentTypeID="0x010100805D4BEE55A24044BDE0D112F050CC83" ma:contentTypeVersion="1" ma:contentTypeDescription="Create a new document." ma:contentTypeScope="" ma:versionID="bfe3fb2b52072bba3ef6a4f234377cf8">
   <xsd:schema xmlns:xsd="http://www.w3.org/2001/XMLSchema" xmlns:xs="http://www.w3.org/2001/XMLSchema" xmlns:p="http://schemas.microsoft.com/office/2006/metadata/properties" targetNamespace="http://schemas.microsoft.com/office/2006/metadata/properties" ma:root="true" ma:fieldsID="3168da399c7eed0b2303d422f0440ed6">
     <xsd:element name="properties">
@@ -9124,21 +9153,6 @@
 </ct:contentTypeSchema>
 </file>
 
-<file path=customXml/item3.xml><?xml version="1.0" encoding="utf-8"?>
-<p:properties xmlns:p="http://schemas.microsoft.com/office/2006/metadata/properties" xmlns:xsi="http://www.w3.org/2001/XMLSchema-instance" xmlns:pc="http://schemas.microsoft.com/office/infopath/2007/PartnerControls">
-  <documentManagement/>
-</p:properties>
-</file>
-
-<file path=customXml/item4.xml><?xml version="1.0" encoding="utf-8"?>
-<?mso-contentType ?>
-<FormTemplates xmlns="http://schemas.microsoft.com/sharepoint/v3/contenttype/forms">
-  <Display>DocumentLibraryForm</Display>
-  <Edit>DocumentLibraryForm</Edit>
-  <New>DocumentLibraryForm</New>
-</FormTemplates>
-</file>
-
 <file path=customXml/itemProps1.xml><?xml version="1.0" encoding="utf-8"?>
 <ds:datastoreItem xmlns:ds="http://schemas.openxmlformats.org/officeDocument/2006/customXml" ds:itemID="{0650F66F-90CF-42EA-8F60-11FCD82A6B0A}">
   <ds:schemaRefs>
@@ -9148,17 +9162,9 @@
 </file>
 
 <file path=customXml/itemProps2.xml><?xml version="1.0" encoding="utf-8"?>
-<ds:datastoreItem xmlns:ds="http://schemas.openxmlformats.org/officeDocument/2006/customXml" ds:itemID="{B97429D7-3677-4579-BE7C-0A9DB74874F3}">
+<ds:datastoreItem xmlns:ds="http://schemas.openxmlformats.org/officeDocument/2006/customXml" ds:itemID="{82FE4CF3-5FAD-471E-ABCD-D22784ED3188}">
   <ds:schemaRefs>
-    <ds:schemaRef ds:uri="http://schemas.microsoft.com/office/2006/metadata/contentType"/>
-    <ds:schemaRef ds:uri="http://schemas.microsoft.com/office/2006/metadata/properties/metaAttributes"/>
-    <ds:schemaRef ds:uri="http://www.w3.org/2001/XMLSchema"/>
-    <ds:schemaRef ds:uri="http://schemas.microsoft.com/office/2006/metadata/properties"/>
-    <ds:schemaRef ds:uri="http://schemas.openxmlformats.org/package/2006/metadata/core-properties"/>
-    <ds:schemaRef ds:uri="http://purl.org/dc/elements/1.1/"/>
-    <ds:schemaRef ds:uri="http://purl.org/dc/terms/"/>
-    <ds:schemaRef ds:uri="http://schemas.microsoft.com/internal/obd"/>
-    <ds:schemaRef ds:uri="http://schemas.microsoft.com/office/infopath/2007/PartnerControls"/>
+    <ds:schemaRef ds:uri="http://schemas.microsoft.com/sharepoint/v3/contenttype/forms"/>
   </ds:schemaRefs>
 </ds:datastoreItem>
 </file>
@@ -9173,9 +9179,17 @@
 </file>
 
 <file path=customXml/itemProps4.xml><?xml version="1.0" encoding="utf-8"?>
-<ds:datastoreItem xmlns:ds="http://schemas.openxmlformats.org/officeDocument/2006/customXml" ds:itemID="{82FE4CF3-5FAD-471E-ABCD-D22784ED3188}">
+<ds:datastoreItem xmlns:ds="http://schemas.openxmlformats.org/officeDocument/2006/customXml" ds:itemID="{B97429D7-3677-4579-BE7C-0A9DB74874F3}">
   <ds:schemaRefs>
-    <ds:schemaRef ds:uri="http://schemas.microsoft.com/sharepoint/v3/contenttype/forms"/>
+    <ds:schemaRef ds:uri="http://schemas.microsoft.com/office/2006/metadata/contentType"/>
+    <ds:schemaRef ds:uri="http://schemas.microsoft.com/office/2006/metadata/properties/metaAttributes"/>
+    <ds:schemaRef ds:uri="http://www.w3.org/2001/XMLSchema"/>
+    <ds:schemaRef ds:uri="http://schemas.microsoft.com/office/2006/metadata/properties"/>
+    <ds:schemaRef ds:uri="http://schemas.openxmlformats.org/package/2006/metadata/core-properties"/>
+    <ds:schemaRef ds:uri="http://purl.org/dc/elements/1.1/"/>
+    <ds:schemaRef ds:uri="http://purl.org/dc/terms/"/>
+    <ds:schemaRef ds:uri="http://schemas.microsoft.com/internal/obd"/>
+    <ds:schemaRef ds:uri="http://schemas.microsoft.com/office/infopath/2007/PartnerControls"/>
   </ds:schemaRefs>
 </ds:datastoreItem>
 </file>
--- a/Templates/BTS/BM-15-07 TỜ TRÌNH KÝ BIÊN BẢN THỎA THUẬN BTS - Templates.docx
+++ b/Templates/BTS/BM-15-07 TỜ TRÌNH KÝ BIÊN BẢN THỎA THUẬN BTS - Templates.docx
@@ -1975,7 +1975,7 @@
                 <w:tab w:val="left" w:leader="underscore" w:pos="6485"/>
                 <w:tab w:val="left" w:leader="underscore" w:pos="8904"/>
               </w:tabs>
-              <w:spacing w:before="60" w:after="60"/>
+              <w:spacing w:after="0"/>
               <w:jc w:val="center"/>
               <w:rPr>
                 <w:szCs w:val="28"/>
@@ -2927,7 +2927,7 @@
           </w:tcPr>
           <w:p>
             <w:pPr>
-              <w:spacing w:before="60" w:after="60"/>
+              <w:spacing w:before="60" w:after="0"/>
               <w:rPr>
                 <w:rFonts w:ascii="Segoe UI Symbol" w:hAnsi="Segoe UI Symbol" w:cs="Segoe UI Symbol"/>
                 <w:color w:val="2E2E2E"/>
@@ -3004,7 +3004,7 @@
           </w:p>
           <w:p>
             <w:pPr>
-              <w:spacing w:before="60" w:after="60"/>
+              <w:spacing w:after="0"/>
               <w:ind w:hanging="113"/>
               <w:jc w:val="both"/>
               <w:rPr>
@@ -3027,7 +3027,7 @@
               <w:tabs>
                 <w:tab w:val="left" w:pos="276"/>
               </w:tabs>
-              <w:spacing w:before="60" w:after="60" w:line="240" w:lineRule="auto"/>
+              <w:spacing w:after="0"/>
               <w:jc w:val="both"/>
               <w:rPr>
                 <w:szCs w:val="28"/>
@@ -3065,7 +3065,7 @@
               <w:tabs>
                 <w:tab w:val="left" w:pos="276"/>
               </w:tabs>
-              <w:spacing w:before="60" w:after="60" w:line="240" w:lineRule="auto"/>
+              <w:spacing w:after="0"/>
               <w:jc w:val="both"/>
               <w:rPr>
                 <w:szCs w:val="28"/>
@@ -3174,7 +3174,7 @@
     </w:p>
     <w:p>
       <w:pPr>
-        <w:spacing w:before="120" w:after="120"/>
+        <w:spacing w:after="0"/>
         <w:jc w:val="both"/>
         <w:rPr>
           <w:b w:val="0"/>
@@ -9021,25 +9021,6 @@
 </file>
 
 <file path=customXml/item1.xml><?xml version="1.0" encoding="utf-8"?>
-<b:Sources xmlns:b="http://schemas.openxmlformats.org/officeDocument/2006/bibliography" xmlns="http://schemas.openxmlformats.org/officeDocument/2006/bibliography" SelectedStyle="/APASixthEditionOfficeOnline.xsl" StyleName="APA" Version="6"/>
-</file>
-
-<file path=customXml/item2.xml><?xml version="1.0" encoding="utf-8"?>
-<?mso-contentType ?>
-<FormTemplates xmlns="http://schemas.microsoft.com/sharepoint/v3/contenttype/forms">
-  <Display>DocumentLibraryForm</Display>
-  <Edit>DocumentLibraryForm</Edit>
-  <New>DocumentLibraryForm</New>
-</FormTemplates>
-</file>
-
-<file path=customXml/item3.xml><?xml version="1.0" encoding="utf-8"?>
-<p:properties xmlns:p="http://schemas.microsoft.com/office/2006/metadata/properties" xmlns:xsi="http://www.w3.org/2001/XMLSchema-instance" xmlns:pc="http://schemas.microsoft.com/office/infopath/2007/PartnerControls">
-  <documentManagement/>
-</p:properties>
-</file>
-
-<file path=customXml/item4.xml><?xml version="1.0" encoding="utf-8"?>
 <ct:contentTypeSchema xmlns:ct="http://schemas.microsoft.com/office/2006/metadata/contentType" xmlns:ma="http://schemas.microsoft.com/office/2006/metadata/properties/metaAttributes" ct:_="" ma:_="" ma:contentTypeName="Document" ma:contentTypeID="0x010100805D4BEE55A24044BDE0D112F050CC83" ma:contentTypeVersion="1" ma:contentTypeDescription="Create a new document." ma:contentTypeScope="" ma:versionID="bfe3fb2b52072bba3ef6a4f234377cf8">
   <xsd:schema xmlns:xsd="http://www.w3.org/2001/XMLSchema" xmlns:xs="http://www.w3.org/2001/XMLSchema" xmlns:p="http://schemas.microsoft.com/office/2006/metadata/properties" targetNamespace="http://schemas.microsoft.com/office/2006/metadata/properties" ma:root="true" ma:fieldsID="3168da399c7eed0b2303d422f0440ed6">
     <xsd:element name="properties">
@@ -9153,32 +9134,26 @@
 </ct:contentTypeSchema>
 </file>
 
-<file path=customXml/itemProps1.xml><?xml version="1.0" encoding="utf-8"?>
-<ds:datastoreItem xmlns:ds="http://schemas.openxmlformats.org/officeDocument/2006/customXml" ds:itemID="{0650F66F-90CF-42EA-8F60-11FCD82A6B0A}">
-  <ds:schemaRefs>
-    <ds:schemaRef ds:uri="http://schemas.openxmlformats.org/officeDocument/2006/bibliography"/>
-  </ds:schemaRefs>
-</ds:datastoreItem>
+<file path=customXml/item2.xml><?xml version="1.0" encoding="utf-8"?>
+<p:properties xmlns:p="http://schemas.microsoft.com/office/2006/metadata/properties" xmlns:xsi="http://www.w3.org/2001/XMLSchema-instance" xmlns:pc="http://schemas.microsoft.com/office/infopath/2007/PartnerControls">
+  <documentManagement/>
+</p:properties>
 </file>
 
-<file path=customXml/itemProps2.xml><?xml version="1.0" encoding="utf-8"?>
-<ds:datastoreItem xmlns:ds="http://schemas.openxmlformats.org/officeDocument/2006/customXml" ds:itemID="{82FE4CF3-5FAD-471E-ABCD-D22784ED3188}">
-  <ds:schemaRefs>
-    <ds:schemaRef ds:uri="http://schemas.microsoft.com/sharepoint/v3/contenttype/forms"/>
-  </ds:schemaRefs>
-</ds:datastoreItem>
+<file path=customXml/item3.xml><?xml version="1.0" encoding="utf-8"?>
+<?mso-contentType ?>
+<FormTemplates xmlns="http://schemas.microsoft.com/sharepoint/v3/contenttype/forms">
+  <Display>DocumentLibraryForm</Display>
+  <Edit>DocumentLibraryForm</Edit>
+  <New>DocumentLibraryForm</New>
+</FormTemplates>
 </file>
 
-<file path=customXml/itemProps3.xml><?xml version="1.0" encoding="utf-8"?>
-<ds:datastoreItem xmlns:ds="http://schemas.openxmlformats.org/officeDocument/2006/customXml" ds:itemID="{9701D592-247D-45DD-A358-87F83AAA0287}">
-  <ds:schemaRefs>
-    <ds:schemaRef ds:uri="http://schemas.microsoft.com/office/2006/metadata/properties"/>
-    <ds:schemaRef ds:uri="http://schemas.microsoft.com/office/infopath/2007/PartnerControls"/>
-  </ds:schemaRefs>
-</ds:datastoreItem>
+<file path=customXml/item4.xml><?xml version="1.0" encoding="utf-8"?>
+<b:Sources xmlns:b="http://schemas.openxmlformats.org/officeDocument/2006/bibliography" xmlns="http://schemas.openxmlformats.org/officeDocument/2006/bibliography" SelectedStyle="/APASixthEditionOfficeOnline.xsl" StyleName="APA" Version="6"/>
 </file>
 
-<file path=customXml/itemProps4.xml><?xml version="1.0" encoding="utf-8"?>
+<file path=customXml/itemProps1.xml><?xml version="1.0" encoding="utf-8"?>
 <ds:datastoreItem xmlns:ds="http://schemas.openxmlformats.org/officeDocument/2006/customXml" ds:itemID="{B97429D7-3677-4579-BE7C-0A9DB74874F3}">
   <ds:schemaRefs>
     <ds:schemaRef ds:uri="http://schemas.microsoft.com/office/2006/metadata/contentType"/>
@@ -9192,4 +9167,29 @@
     <ds:schemaRef ds:uri="http://schemas.microsoft.com/office/infopath/2007/PartnerControls"/>
   </ds:schemaRefs>
 </ds:datastoreItem>
+</file>
+
+<file path=customXml/itemProps2.xml><?xml version="1.0" encoding="utf-8"?>
+<ds:datastoreItem xmlns:ds="http://schemas.openxmlformats.org/officeDocument/2006/customXml" ds:itemID="{9701D592-247D-45DD-A358-87F83AAA0287}">
+  <ds:schemaRefs>
+    <ds:schemaRef ds:uri="http://schemas.microsoft.com/office/2006/metadata/properties"/>
+    <ds:schemaRef ds:uri="http://schemas.microsoft.com/office/infopath/2007/PartnerControls"/>
+  </ds:schemaRefs>
+</ds:datastoreItem>
+</file>
+
+<file path=customXml/itemProps3.xml><?xml version="1.0" encoding="utf-8"?>
+<ds:datastoreItem xmlns:ds="http://schemas.openxmlformats.org/officeDocument/2006/customXml" ds:itemID="{82FE4CF3-5FAD-471E-ABCD-D22784ED3188}">
+  <ds:schemaRefs>
+    <ds:schemaRef ds:uri="http://schemas.microsoft.com/sharepoint/v3/contenttype/forms"/>
+  </ds:schemaRefs>
+</ds:datastoreItem>
+</file>
+
+<file path=customXml/itemProps4.xml><?xml version="1.0" encoding="utf-8"?>
+<ds:datastoreItem xmlns:ds="http://schemas.openxmlformats.org/officeDocument/2006/customXml" ds:itemID="{0650F66F-90CF-42EA-8F60-11FCD82A6B0A}">
+  <ds:schemaRefs>
+    <ds:schemaRef ds:uri="http://schemas.openxmlformats.org/officeDocument/2006/bibliography"/>
+  </ds:schemaRefs>
+</ds:datastoreItem>
 </file>
--- a/Templates/BTS/BM-15-07 TỜ TRÌNH KÝ BIÊN BẢN THỎA THUẬN BTS - Templates.docx
+++ b/Templates/BTS/BM-15-07 TỜ TRÌNH KÝ BIÊN BẢN THỎA THUẬN BTS - Templates.docx
@@ -37,18 +37,12 @@
       </w:r>
       <w:r>
         <w:rPr>
-          <w:iCs/>
-        </w:rPr>
-        <w:t xml:space="preserve"> </w:t>
-      </w:r>
-      <w:r>
-        <w:rPr>
           <w:b w:val="0"/>
           <w:iCs/>
           <w:sz w:val="24"/>
           <w:szCs w:val="24"/>
         </w:rPr>
-        <w:t xml:space="preserve">             </w:t>
+        <w:t xml:space="preserve">    </w:t>
       </w:r>
       <w:r>
         <w:rPr>
@@ -61,31 +55,44 @@
       </w:r>
       <w:r>
         <w:rPr>
-          <w:i/>
+          <w:b w:val="0"/>
+          <w:iCs/>
           <w:sz w:val="24"/>
           <w:szCs w:val="24"/>
         </w:rPr>
-        <w:tab/>
+        <w:t xml:space="preserve">                                                           </w:t>
       </w:r>
       <w:r>
         <w:rPr>
-          <w:i/>
+          <w:b w:val="0"/>
+          <w:iCs/>
           <w:sz w:val="24"/>
           <w:szCs w:val="24"/>
         </w:rPr>
-        <w:t xml:space="preserve">       </w:t>
+        <w:t xml:space="preserve">Chơn Thành, </w:t>
       </w:r>
       <w:r>
         <w:rPr>
-          <w:i/>
+          <w:b w:val="0"/>
+          <w:iCs/>
           <w:sz w:val="24"/>
           <w:szCs w:val="24"/>
         </w:rPr>
-        <w:t xml:space="preserve">    </w:t>
+        <w:t>n</w:t>
       </w:r>
       <w:r>
         <w:rPr>
-          <w:i/>
+          <w:b w:val="0"/>
+          <w:iCs/>
+          <w:sz w:val="24"/>
+          <w:szCs w:val="24"/>
+        </w:rPr>
+        <w:t>gày</w:t>
+      </w:r>
+      <w:r>
+        <w:rPr>
+          <w:b w:val="0"/>
+          <w:iCs/>
           <w:sz w:val="24"/>
           <w:szCs w:val="24"/>
         </w:rPr>
@@ -93,34 +100,26 @@
       </w:r>
       <w:r>
         <w:rPr>
-          <w:i/>
+          <w:b w:val="0"/>
+          <w:iCs/>
           <w:sz w:val="24"/>
           <w:szCs w:val="24"/>
         </w:rPr>
-        <w:t xml:space="preserve">  </w:t>
+        <w:t xml:space="preserve">      </w:t>
       </w:r>
       <w:r>
         <w:rPr>
           <w:b w:val="0"/>
-          <w:i/>
+          <w:iCs/>
           <w:sz w:val="24"/>
           <w:szCs w:val="24"/>
         </w:rPr>
-        <w:t>N</w:t>
+        <w:t>tháng</w:t>
       </w:r>
       <w:r>
         <w:rPr>
           <w:b w:val="0"/>
-          <w:i/>
-          <w:sz w:val="24"/>
-          <w:szCs w:val="24"/>
-        </w:rPr>
-        <w:t>gày</w:t>
-      </w:r>
-      <w:r>
-        <w:rPr>
-          <w:b w:val="0"/>
-          <w:i/>
+          <w:iCs/>
           <w:sz w:val="24"/>
           <w:szCs w:val="24"/>
         </w:rPr>
@@ -129,34 +128,7 @@
       <w:r>
         <w:rPr>
           <w:b w:val="0"/>
-          <w:i/>
-          <w:sz w:val="24"/>
-          <w:szCs w:val="24"/>
-        </w:rPr>
-        <w:t xml:space="preserve">      </w:t>
-      </w:r>
-      <w:r>
-        <w:rPr>
-          <w:b w:val="0"/>
-          <w:i/>
-          <w:sz w:val="24"/>
-          <w:szCs w:val="24"/>
-        </w:rPr>
-        <w:t>tháng</w:t>
-      </w:r>
-      <w:r>
-        <w:rPr>
-          <w:b w:val="0"/>
-          <w:i/>
-          <w:sz w:val="24"/>
-          <w:szCs w:val="24"/>
-        </w:rPr>
-        <w:t xml:space="preserve"> </w:t>
-      </w:r>
-      <w:r>
-        <w:rPr>
-          <w:b w:val="0"/>
-          <w:i/>
+          <w:iCs/>
           <w:sz w:val="24"/>
           <w:szCs w:val="24"/>
         </w:rPr>
@@ -165,7 +137,7 @@
       <w:r>
         <w:rPr>
           <w:b w:val="0"/>
-          <w:i/>
+          <w:iCs/>
           <w:sz w:val="24"/>
           <w:szCs w:val="24"/>
         </w:rPr>
@@ -174,7 +146,7 @@
       <w:r>
         <w:rPr>
           <w:b w:val="0"/>
-          <w:i/>
+          <w:iCs/>
           <w:sz w:val="24"/>
           <w:szCs w:val="24"/>
         </w:rPr>
@@ -191,7 +163,7 @@
     </w:p>
     <w:p>
       <w:pPr>
-        <w:spacing w:before="240" w:after="240" w:line="240" w:lineRule="auto"/>
+        <w:spacing w:before="360" w:after="240" w:line="240" w:lineRule="auto"/>
         <w:jc w:val="center"/>
         <w:rPr>
           <w:szCs w:val="28"/>
@@ -277,8 +249,6 @@
               <w:ind w:left="-100"/>
               <w:rPr>
                 <w:b/>
-                <w:i/>
-                <w:iCs/>
                 <w:sz w:val="28"/>
                 <w:szCs w:val="28"/>
               </w:rPr>
@@ -286,8 +256,6 @@
             <w:r>
               <w:rPr>
                 <w:b/>
-                <w:i/>
-                <w:iCs/>
                 <w:sz w:val="28"/>
                 <w:szCs w:val="28"/>
               </w:rPr>
@@ -361,8 +329,6 @@
               <w:ind w:left="-100"/>
               <w:rPr>
                 <w:b/>
-                <w:i/>
-                <w:iCs/>
                 <w:sz w:val="28"/>
                 <w:szCs w:val="28"/>
               </w:rPr>
@@ -370,8 +336,6 @@
             <w:r>
               <w:rPr>
                 <w:b/>
-                <w:i/>
-                <w:iCs/>
                 <w:sz w:val="28"/>
                 <w:szCs w:val="28"/>
               </w:rPr>
@@ -444,8 +408,6 @@
               <w:ind w:left="-100"/>
               <w:rPr>
                 <w:b/>
-                <w:i/>
-                <w:iCs/>
                 <w:sz w:val="28"/>
                 <w:szCs w:val="28"/>
               </w:rPr>
@@ -453,8 +415,6 @@
             <w:r>
               <w:rPr>
                 <w:b/>
-                <w:i/>
-                <w:iCs/>
                 <w:sz w:val="28"/>
                 <w:szCs w:val="28"/>
               </w:rPr>
@@ -527,8 +487,6 @@
               <w:ind w:left="-100"/>
               <w:rPr>
                 <w:b/>
-                <w:i/>
-                <w:iCs/>
                 <w:sz w:val="28"/>
                 <w:szCs w:val="28"/>
               </w:rPr>
@@ -536,8 +494,6 @@
             <w:r>
               <w:rPr>
                 <w:b/>
-                <w:i/>
-                <w:iCs/>
                 <w:sz w:val="28"/>
                 <w:szCs w:val="28"/>
               </w:rPr>
@@ -1135,7 +1091,7 @@
       </w:tr>
       <w:tr>
         <w:trPr>
-          <w:trHeight w:val="355"/>
+          <w:trHeight w:val="157"/>
           <w:jc w:val="center"/>
         </w:trPr>
         <w:tc>
@@ -1321,7 +1277,7 @@
       </w:tr>
       <w:tr>
         <w:trPr>
-          <w:trHeight w:val="210"/>
+          <w:trHeight w:val="80"/>
           <w:jc w:val="center"/>
         </w:trPr>
         <w:tc>
@@ -2164,7 +2120,20 @@
               <w:rPr>
                 <w:szCs w:val="28"/>
               </w:rPr>
-              <w:t>{{L11}}</w:t>
+              <w:t>{{L1</w:t>
+            </w:r>
+            <w:r>
+              <w:rPr>
+                <w:szCs w:val="28"/>
+                <w:lang w:val="en-US"/>
+              </w:rPr>
+              <w:t>2</w:t>
+            </w:r>
+            <w:r>
+              <w:rPr>
+                <w:szCs w:val="28"/>
+              </w:rPr>
+              <w:t>}}</w:t>
             </w:r>
           </w:p>
         </w:tc>
@@ -2191,7 +2160,20 @@
               <w:rPr>
                 <w:szCs w:val="28"/>
               </w:rPr>
-              <w:t>{{L12}}</w:t>
+              <w:t>{{L1</w:t>
+            </w:r>
+            <w:r>
+              <w:rPr>
+                <w:szCs w:val="28"/>
+                <w:lang w:val="en-US"/>
+              </w:rPr>
+              <w:t>1</w:t>
+            </w:r>
+            <w:r>
+              <w:rPr>
+                <w:szCs w:val="28"/>
+              </w:rPr>
+              <w:t>}}</w:t>
             </w:r>
           </w:p>
         </w:tc>
@@ -2273,7 +2255,20 @@
               <w:rPr>
                 <w:szCs w:val="28"/>
               </w:rPr>
-              <w:t>{{L21}}</w:t>
+              <w:t>{{L2</w:t>
+            </w:r>
+            <w:r>
+              <w:rPr>
+                <w:szCs w:val="28"/>
+                <w:lang w:val="en-US"/>
+              </w:rPr>
+              <w:t>2</w:t>
+            </w:r>
+            <w:r>
+              <w:rPr>
+                <w:szCs w:val="28"/>
+              </w:rPr>
+              <w:t>}}</w:t>
             </w:r>
           </w:p>
         </w:tc>
@@ -2300,7 +2295,20 @@
               <w:rPr>
                 <w:szCs w:val="28"/>
               </w:rPr>
-              <w:t>{{L22}}</w:t>
+              <w:t>{{L2</w:t>
+            </w:r>
+            <w:r>
+              <w:rPr>
+                <w:szCs w:val="28"/>
+                <w:lang w:val="en-US"/>
+              </w:rPr>
+              <w:t>1</w:t>
+            </w:r>
+            <w:r>
+              <w:rPr>
+                <w:szCs w:val="28"/>
+              </w:rPr>
+              <w:t>}}</w:t>
             </w:r>
           </w:p>
         </w:tc>
@@ -2382,7 +2390,20 @@
               <w:rPr>
                 <w:szCs w:val="28"/>
               </w:rPr>
-              <w:t>{{L31}}</w:t>
+              <w:t>{{L3</w:t>
+            </w:r>
+            <w:r>
+              <w:rPr>
+                <w:szCs w:val="28"/>
+                <w:lang w:val="en-US"/>
+              </w:rPr>
+              <w:t>2</w:t>
+            </w:r>
+            <w:r>
+              <w:rPr>
+                <w:szCs w:val="28"/>
+              </w:rPr>
+              <w:t>}}</w:t>
             </w:r>
           </w:p>
         </w:tc>
@@ -2409,7 +2430,20 @@
               <w:rPr>
                 <w:szCs w:val="28"/>
               </w:rPr>
-              <w:t>{{L32}}</w:t>
+              <w:t>{{L3</w:t>
+            </w:r>
+            <w:r>
+              <w:rPr>
+                <w:szCs w:val="28"/>
+                <w:lang w:val="en-US"/>
+              </w:rPr>
+              <w:t>1</w:t>
+            </w:r>
+            <w:r>
+              <w:rPr>
+                <w:szCs w:val="28"/>
+              </w:rPr>
+              <w:t>}}</w:t>
             </w:r>
           </w:p>
         </w:tc>
@@ -2491,7 +2525,20 @@
               <w:rPr>
                 <w:szCs w:val="28"/>
               </w:rPr>
-              <w:t>{{L41}}</w:t>
+              <w:t>{{L4</w:t>
+            </w:r>
+            <w:r>
+              <w:rPr>
+                <w:szCs w:val="28"/>
+                <w:lang w:val="en-US"/>
+              </w:rPr>
+              <w:t>2</w:t>
+            </w:r>
+            <w:r>
+              <w:rPr>
+                <w:szCs w:val="28"/>
+              </w:rPr>
+              <w:t>}}</w:t>
             </w:r>
           </w:p>
         </w:tc>
@@ -2518,7 +2565,20 @@
               <w:rPr>
                 <w:szCs w:val="28"/>
               </w:rPr>
-              <w:t>{{L42}}</w:t>
+              <w:t>{{L4</w:t>
+            </w:r>
+            <w:r>
+              <w:rPr>
+                <w:szCs w:val="28"/>
+                <w:lang w:val="en-US"/>
+              </w:rPr>
+              <w:t>1</w:t>
+            </w:r>
+            <w:r>
+              <w:rPr>
+                <w:szCs w:val="28"/>
+              </w:rPr>
+              <w:t>}}</w:t>
             </w:r>
           </w:p>
         </w:tc>
@@ -9021,6 +9081,25 @@
 </file>
 
 <file path=customXml/item1.xml><?xml version="1.0" encoding="utf-8"?>
+<b:Sources xmlns:b="http://schemas.openxmlformats.org/officeDocument/2006/bibliography" xmlns="http://schemas.openxmlformats.org/officeDocument/2006/bibliography" SelectedStyle="/APASixthEditionOfficeOnline.xsl" StyleName="APA" Version="6"/>
+</file>
+
+<file path=customXml/item2.xml><?xml version="1.0" encoding="utf-8"?>
+<?mso-contentType ?>
+<FormTemplates xmlns="http://schemas.microsoft.com/sharepoint/v3/contenttype/forms">
+  <Display>DocumentLibraryForm</Display>
+  <Edit>DocumentLibraryForm</Edit>
+  <New>DocumentLibraryForm</New>
+</FormTemplates>
+</file>
+
+<file path=customXml/item3.xml><?xml version="1.0" encoding="utf-8"?>
+<p:properties xmlns:p="http://schemas.microsoft.com/office/2006/metadata/properties" xmlns:xsi="http://www.w3.org/2001/XMLSchema-instance" xmlns:pc="http://schemas.microsoft.com/office/infopath/2007/PartnerControls">
+  <documentManagement/>
+</p:properties>
+</file>
+
+<file path=customXml/item4.xml><?xml version="1.0" encoding="utf-8"?>
 <ct:contentTypeSchema xmlns:ct="http://schemas.microsoft.com/office/2006/metadata/contentType" xmlns:ma="http://schemas.microsoft.com/office/2006/metadata/properties/metaAttributes" ct:_="" ma:_="" ma:contentTypeName="Document" ma:contentTypeID="0x010100805D4BEE55A24044BDE0D112F050CC83" ma:contentTypeVersion="1" ma:contentTypeDescription="Create a new document." ma:contentTypeScope="" ma:versionID="bfe3fb2b52072bba3ef6a4f234377cf8">
   <xsd:schema xmlns:xsd="http://www.w3.org/2001/XMLSchema" xmlns:xs="http://www.w3.org/2001/XMLSchema" xmlns:p="http://schemas.microsoft.com/office/2006/metadata/properties" targetNamespace="http://schemas.microsoft.com/office/2006/metadata/properties" ma:root="true" ma:fieldsID="3168da399c7eed0b2303d422f0440ed6">
     <xsd:element name="properties">
@@ -9134,26 +9213,32 @@
 </ct:contentTypeSchema>
 </file>
 
-<file path=customXml/item2.xml><?xml version="1.0" encoding="utf-8"?>
-<p:properties xmlns:p="http://schemas.microsoft.com/office/2006/metadata/properties" xmlns:xsi="http://www.w3.org/2001/XMLSchema-instance" xmlns:pc="http://schemas.microsoft.com/office/infopath/2007/PartnerControls">
-  <documentManagement/>
-</p:properties>
+<file path=customXml/itemProps1.xml><?xml version="1.0" encoding="utf-8"?>
+<ds:datastoreItem xmlns:ds="http://schemas.openxmlformats.org/officeDocument/2006/customXml" ds:itemID="{0650F66F-90CF-42EA-8F60-11FCD82A6B0A}">
+  <ds:schemaRefs>
+    <ds:schemaRef ds:uri="http://schemas.openxmlformats.org/officeDocument/2006/bibliography"/>
+  </ds:schemaRefs>
+</ds:datastoreItem>
 </file>
 
-<file path=customXml/item3.xml><?xml version="1.0" encoding="utf-8"?>
-<?mso-contentType ?>
-<FormTemplates xmlns="http://schemas.microsoft.com/sharepoint/v3/contenttype/forms">
-  <Display>DocumentLibraryForm</Display>
-  <Edit>DocumentLibraryForm</Edit>
-  <New>DocumentLibraryForm</New>
-</FormTemplates>
+<file path=customXml/itemProps2.xml><?xml version="1.0" encoding="utf-8"?>
+<ds:datastoreItem xmlns:ds="http://schemas.openxmlformats.org/officeDocument/2006/customXml" ds:itemID="{82FE4CF3-5FAD-471E-ABCD-D22784ED3188}">
+  <ds:schemaRefs>
+    <ds:schemaRef ds:uri="http://schemas.microsoft.com/sharepoint/v3/contenttype/forms"/>
+  </ds:schemaRefs>
+</ds:datastoreItem>
 </file>
 
-<file path=customXml/item4.xml><?xml version="1.0" encoding="utf-8"?>
-<b:Sources xmlns:b="http://schemas.openxmlformats.org/officeDocument/2006/bibliography" xmlns="http://schemas.openxmlformats.org/officeDocument/2006/bibliography" SelectedStyle="/APASixthEditionOfficeOnline.xsl" StyleName="APA" Version="6"/>
+<file path=customXml/itemProps3.xml><?xml version="1.0" encoding="utf-8"?>
+<ds:datastoreItem xmlns:ds="http://schemas.openxmlformats.org/officeDocument/2006/customXml" ds:itemID="{9701D592-247D-45DD-A358-87F83AAA0287}">
+  <ds:schemaRefs>
+    <ds:schemaRef ds:uri="http://schemas.microsoft.com/office/2006/metadata/properties"/>
+    <ds:schemaRef ds:uri="http://schemas.microsoft.com/office/infopath/2007/PartnerControls"/>
+  </ds:schemaRefs>
+</ds:datastoreItem>
 </file>
 
-<file path=customXml/itemProps1.xml><?xml version="1.0" encoding="utf-8"?>
+<file path=customXml/itemProps4.xml><?xml version="1.0" encoding="utf-8"?>
 <ds:datastoreItem xmlns:ds="http://schemas.openxmlformats.org/officeDocument/2006/customXml" ds:itemID="{B97429D7-3677-4579-BE7C-0A9DB74874F3}">
   <ds:schemaRefs>
     <ds:schemaRef ds:uri="http://schemas.microsoft.com/office/2006/metadata/contentType"/>
@@ -9167,29 +9252,4 @@
     <ds:schemaRef ds:uri="http://schemas.microsoft.com/office/infopath/2007/PartnerControls"/>
   </ds:schemaRefs>
 </ds:datastoreItem>
-</file>
-
-<file path=customXml/itemProps2.xml><?xml version="1.0" encoding="utf-8"?>
-<ds:datastoreItem xmlns:ds="http://schemas.openxmlformats.org/officeDocument/2006/customXml" ds:itemID="{9701D592-247D-45DD-A358-87F83AAA0287}">
-  <ds:schemaRefs>
-    <ds:schemaRef ds:uri="http://schemas.microsoft.com/office/2006/metadata/properties"/>
-    <ds:schemaRef ds:uri="http://schemas.microsoft.com/office/infopath/2007/PartnerControls"/>
-  </ds:schemaRefs>
-</ds:datastoreItem>
-</file>
-
-<file path=customXml/itemProps3.xml><?xml version="1.0" encoding="utf-8"?>
-<ds:datastoreItem xmlns:ds="http://schemas.openxmlformats.org/officeDocument/2006/customXml" ds:itemID="{82FE4CF3-5FAD-471E-ABCD-D22784ED3188}">
-  <ds:schemaRefs>
-    <ds:schemaRef ds:uri="http://schemas.microsoft.com/sharepoint/v3/contenttype/forms"/>
-  </ds:schemaRefs>
-</ds:datastoreItem>
-</file>
-
-<file path=customXml/itemProps4.xml><?xml version="1.0" encoding="utf-8"?>
-<ds:datastoreItem xmlns:ds="http://schemas.openxmlformats.org/officeDocument/2006/customXml" ds:itemID="{0650F66F-90CF-42EA-8F60-11FCD82A6B0A}">
-  <ds:schemaRefs>
-    <ds:schemaRef ds:uri="http://schemas.openxmlformats.org/officeDocument/2006/bibliography"/>
-  </ds:schemaRefs>
-</ds:datastoreItem>
 </file>
--- a/Templates/BTS/BM-15-07 TỜ TRÌNH KÝ BIÊN BẢN THỎA THUẬN BTS - Templates.docx
+++ b/Templates/BTS/BM-15-07 TỜ TRÌNH KÝ BIÊN BẢN THỎA THUẬN BTS - Templates.docx
@@ -60,16 +60,7 @@
           <w:sz w:val="24"/>
           <w:szCs w:val="24"/>
         </w:rPr>
-        <w:t xml:space="preserve">                                                           </w:t>
-      </w:r>
-      <w:r>
-        <w:rPr>
-          <w:b w:val="0"/>
-          <w:iCs/>
-          <w:sz w:val="24"/>
-          <w:szCs w:val="24"/>
-        </w:rPr>
-        <w:t xml:space="preserve">Chơn Thành, </w:t>
+        <w:t xml:space="preserve">                                                           Chơn Thành, </w:t>
       </w:r>
       <w:r>
         <w:rPr>
@@ -4266,9 +4257,6 @@
               <w:szCs w:val="26"/>
             </w:rPr>
             <w:t xml:space="preserve">V/v: </w:t>
-          </w:r>
-          <w:r>
-            <w:t xml:space="preserve"> </w:t>
           </w:r>
           <w:r>
             <w:rPr>
@@ -9085,21 +9073,6 @@
 </file>
 
 <file path=customXml/item2.xml><?xml version="1.0" encoding="utf-8"?>
-<?mso-contentType ?>
-<FormTemplates xmlns="http://schemas.microsoft.com/sharepoint/v3/contenttype/forms">
-  <Display>DocumentLibraryForm</Display>
-  <Edit>DocumentLibraryForm</Edit>
-  <New>DocumentLibraryForm</New>
-</FormTemplates>
-</file>
-
-<file path=customXml/item3.xml><?xml version="1.0" encoding="utf-8"?>
-<p:properties xmlns:p="http://schemas.microsoft.com/office/2006/metadata/properties" xmlns:xsi="http://www.w3.org/2001/XMLSchema-instance" xmlns:pc="http://schemas.microsoft.com/office/infopath/2007/PartnerControls">
-  <documentManagement/>
-</p:properties>
-</file>
-
-<file path=customXml/item4.xml><?xml version="1.0" encoding="utf-8"?>
 <ct:contentTypeSchema xmlns:ct="http://schemas.microsoft.com/office/2006/metadata/contentType" xmlns:ma="http://schemas.microsoft.com/office/2006/metadata/properties/metaAttributes" ct:_="" ma:_="" ma:contentTypeName="Document" ma:contentTypeID="0x010100805D4BEE55A24044BDE0D112F050CC83" ma:contentTypeVersion="1" ma:contentTypeDescription="Create a new document." ma:contentTypeScope="" ma:versionID="bfe3fb2b52072bba3ef6a4f234377cf8">
   <xsd:schema xmlns:xsd="http://www.w3.org/2001/XMLSchema" xmlns:xs="http://www.w3.org/2001/XMLSchema" xmlns:p="http://schemas.microsoft.com/office/2006/metadata/properties" targetNamespace="http://schemas.microsoft.com/office/2006/metadata/properties" ma:root="true" ma:fieldsID="3168da399c7eed0b2303d422f0440ed6">
     <xsd:element name="properties">
@@ -9213,6 +9186,21 @@
 </ct:contentTypeSchema>
 </file>
 
+<file path=customXml/item3.xml><?xml version="1.0" encoding="utf-8"?>
+<p:properties xmlns:p="http://schemas.microsoft.com/office/2006/metadata/properties" xmlns:xsi="http://www.w3.org/2001/XMLSchema-instance" xmlns:pc="http://schemas.microsoft.com/office/infopath/2007/PartnerControls">
+  <documentManagement/>
+</p:properties>
+</file>
+
+<file path=customXml/item4.xml><?xml version="1.0" encoding="utf-8"?>
+<?mso-contentType ?>
+<FormTemplates xmlns="http://schemas.microsoft.com/sharepoint/v3/contenttype/forms">
+  <Display>DocumentLibraryForm</Display>
+  <Edit>DocumentLibraryForm</Edit>
+  <New>DocumentLibraryForm</New>
+</FormTemplates>
+</file>
+
 <file path=customXml/itemProps1.xml><?xml version="1.0" encoding="utf-8"?>
 <ds:datastoreItem xmlns:ds="http://schemas.openxmlformats.org/officeDocument/2006/customXml" ds:itemID="{0650F66F-90CF-42EA-8F60-11FCD82A6B0A}">
   <ds:schemaRefs>
@@ -9222,9 +9210,17 @@
 </file>
 
 <file path=customXml/itemProps2.xml><?xml version="1.0" encoding="utf-8"?>
-<ds:datastoreItem xmlns:ds="http://schemas.openxmlformats.org/officeDocument/2006/customXml" ds:itemID="{82FE4CF3-5FAD-471E-ABCD-D22784ED3188}">
+<ds:datastoreItem xmlns:ds="http://schemas.openxmlformats.org/officeDocument/2006/customXml" ds:itemID="{B97429D7-3677-4579-BE7C-0A9DB74874F3}">
   <ds:schemaRefs>
-    <ds:schemaRef ds:uri="http://schemas.microsoft.com/sharepoint/v3/contenttype/forms"/>
+    <ds:schemaRef ds:uri="http://schemas.microsoft.com/office/2006/metadata/contentType"/>
+    <ds:schemaRef ds:uri="http://schemas.microsoft.com/office/2006/metadata/properties/metaAttributes"/>
+    <ds:schemaRef ds:uri="http://www.w3.org/2001/XMLSchema"/>
+    <ds:schemaRef ds:uri="http://schemas.microsoft.com/office/2006/metadata/properties"/>
+    <ds:schemaRef ds:uri="http://schemas.openxmlformats.org/package/2006/metadata/core-properties"/>
+    <ds:schemaRef ds:uri="http://purl.org/dc/elements/1.1/"/>
+    <ds:schemaRef ds:uri="http://purl.org/dc/terms/"/>
+    <ds:schemaRef ds:uri="http://schemas.microsoft.com/internal/obd"/>
+    <ds:schemaRef ds:uri="http://schemas.microsoft.com/office/infopath/2007/PartnerControls"/>
   </ds:schemaRefs>
 </ds:datastoreItem>
 </file>
@@ -9239,17 +9235,9 @@
 </file>
 
 <file path=customXml/itemProps4.xml><?xml version="1.0" encoding="utf-8"?>
-<ds:datastoreItem xmlns:ds="http://schemas.openxmlformats.org/officeDocument/2006/customXml" ds:itemID="{B97429D7-3677-4579-BE7C-0A9DB74874F3}">
+<ds:datastoreItem xmlns:ds="http://schemas.openxmlformats.org/officeDocument/2006/customXml" ds:itemID="{82FE4CF3-5FAD-471E-ABCD-D22784ED3188}">
   <ds:schemaRefs>
-    <ds:schemaRef ds:uri="http://schemas.microsoft.com/office/2006/metadata/contentType"/>
-    <ds:schemaRef ds:uri="http://schemas.microsoft.com/office/2006/metadata/properties/metaAttributes"/>
-    <ds:schemaRef ds:uri="http://www.w3.org/2001/XMLSchema"/>
-    <ds:schemaRef ds:uri="http://schemas.microsoft.com/office/2006/metadata/properties"/>
-    <ds:schemaRef ds:uri="http://schemas.openxmlformats.org/package/2006/metadata/core-properties"/>
-    <ds:schemaRef ds:uri="http://purl.org/dc/elements/1.1/"/>
-    <ds:schemaRef ds:uri="http://purl.org/dc/terms/"/>
-    <ds:schemaRef ds:uri="http://schemas.microsoft.com/internal/obd"/>
-    <ds:schemaRef ds:uri="http://schemas.microsoft.com/office/infopath/2007/PartnerControls"/>
+    <ds:schemaRef ds:uri="http://schemas.microsoft.com/sharepoint/v3/contenttype/forms"/>
   </ds:schemaRefs>
 </ds:datastoreItem>
 </file>
--- a/Templates/BTS/BM-15-07 TỜ TRÌNH KÝ BIÊN BẢN THỎA THUẬN BTS - Templates.docx
+++ b/Templates/BTS/BM-15-07 TỜ TRÌNH KÝ BIÊN BẢN THỎA THUẬN BTS - Templates.docx
@@ -1075,7 +1075,7 @@
                 <w:szCs w:val="28"/>
                 <w:lang w:val="vi-VN"/>
               </w:rPr>
-              <w:t>Số 10, đường D, KDC Chánh Nghĩa, phường Thủ Dầu Một, thành phố Hồ Chí Minh, Việt Nam</w:t>
+              <w:t>Số 10, đường D, KDC Chánh Nghĩa, phường Thủ Dầu Một, thành phố Hồ Chí Minh</w:t>
             </w:r>
           </w:p>
         </w:tc>
@@ -9069,10 +9069,21 @@
 </file>
 
 <file path=customXml/item1.xml><?xml version="1.0" encoding="utf-8"?>
-<b:Sources xmlns:b="http://schemas.openxmlformats.org/officeDocument/2006/bibliography" xmlns="http://schemas.openxmlformats.org/officeDocument/2006/bibliography" SelectedStyle="/APASixthEditionOfficeOnline.xsl" StyleName="APA" Version="6"/>
+<?mso-contentType ?>
+<FormTemplates xmlns="http://schemas.microsoft.com/sharepoint/v3/contenttype/forms">
+  <Display>DocumentLibraryForm</Display>
+  <Edit>DocumentLibraryForm</Edit>
+  <New>DocumentLibraryForm</New>
+</FormTemplates>
 </file>
 
 <file path=customXml/item2.xml><?xml version="1.0" encoding="utf-8"?>
+<p:properties xmlns:p="http://schemas.microsoft.com/office/2006/metadata/properties" xmlns:xsi="http://www.w3.org/2001/XMLSchema-instance" xmlns:pc="http://schemas.microsoft.com/office/infopath/2007/PartnerControls">
+  <documentManagement/>
+</p:properties>
+</file>
+
+<file path=customXml/item3.xml><?xml version="1.0" encoding="utf-8"?>
 <ct:contentTypeSchema xmlns:ct="http://schemas.microsoft.com/office/2006/metadata/contentType" xmlns:ma="http://schemas.microsoft.com/office/2006/metadata/properties/metaAttributes" ct:_="" ma:_="" ma:contentTypeName="Document" ma:contentTypeID="0x010100805D4BEE55A24044BDE0D112F050CC83" ma:contentTypeVersion="1" ma:contentTypeDescription="Create a new document." ma:contentTypeScope="" ma:versionID="bfe3fb2b52072bba3ef6a4f234377cf8">
   <xsd:schema xmlns:xsd="http://www.w3.org/2001/XMLSchema" xmlns:xs="http://www.w3.org/2001/XMLSchema" xmlns:p="http://schemas.microsoft.com/office/2006/metadata/properties" targetNamespace="http://schemas.microsoft.com/office/2006/metadata/properties" ma:root="true" ma:fieldsID="3168da399c7eed0b2303d422f0440ed6">
     <xsd:element name="properties">
@@ -9186,30 +9197,28 @@
 </ct:contentTypeSchema>
 </file>
 
-<file path=customXml/item3.xml><?xml version="1.0" encoding="utf-8"?>
-<p:properties xmlns:p="http://schemas.microsoft.com/office/2006/metadata/properties" xmlns:xsi="http://www.w3.org/2001/XMLSchema-instance" xmlns:pc="http://schemas.microsoft.com/office/infopath/2007/PartnerControls">
-  <documentManagement/>
-</p:properties>
-</file>
-
 <file path=customXml/item4.xml><?xml version="1.0" encoding="utf-8"?>
-<?mso-contentType ?>
-<FormTemplates xmlns="http://schemas.microsoft.com/sharepoint/v3/contenttype/forms">
-  <Display>DocumentLibraryForm</Display>
-  <Edit>DocumentLibraryForm</Edit>
-  <New>DocumentLibraryForm</New>
-</FormTemplates>
+<b:Sources xmlns:b="http://schemas.openxmlformats.org/officeDocument/2006/bibliography" xmlns="http://schemas.openxmlformats.org/officeDocument/2006/bibliography" SelectedStyle="/APASixthEditionOfficeOnline.xsl" StyleName="APA" Version="6"/>
 </file>
 
 <file path=customXml/itemProps1.xml><?xml version="1.0" encoding="utf-8"?>
-<ds:datastoreItem xmlns:ds="http://schemas.openxmlformats.org/officeDocument/2006/customXml" ds:itemID="{0650F66F-90CF-42EA-8F60-11FCD82A6B0A}">
+<ds:datastoreItem xmlns:ds="http://schemas.openxmlformats.org/officeDocument/2006/customXml" ds:itemID="{82FE4CF3-5FAD-471E-ABCD-D22784ED3188}">
   <ds:schemaRefs>
-    <ds:schemaRef ds:uri="http://schemas.openxmlformats.org/officeDocument/2006/bibliography"/>
+    <ds:schemaRef ds:uri="http://schemas.microsoft.com/sharepoint/v3/contenttype/forms"/>
   </ds:schemaRefs>
 </ds:datastoreItem>
 </file>
 
 <file path=customXml/itemProps2.xml><?xml version="1.0" encoding="utf-8"?>
+<ds:datastoreItem xmlns:ds="http://schemas.openxmlformats.org/officeDocument/2006/customXml" ds:itemID="{9701D592-247D-45DD-A358-87F83AAA0287}">
+  <ds:schemaRefs>
+    <ds:schemaRef ds:uri="http://schemas.microsoft.com/office/2006/metadata/properties"/>
+    <ds:schemaRef ds:uri="http://schemas.microsoft.com/office/infopath/2007/PartnerControls"/>
+  </ds:schemaRefs>
+</ds:datastoreItem>
+</file>
+
+<file path=customXml/itemProps3.xml><?xml version="1.0" encoding="utf-8"?>
 <ds:datastoreItem xmlns:ds="http://schemas.openxmlformats.org/officeDocument/2006/customXml" ds:itemID="{B97429D7-3677-4579-BE7C-0A9DB74874F3}">
   <ds:schemaRefs>
     <ds:schemaRef ds:uri="http://schemas.microsoft.com/office/2006/metadata/contentType"/>
@@ -9225,19 +9234,10 @@
 </ds:datastoreItem>
 </file>
 
-<file path=customXml/itemProps3.xml><?xml version="1.0" encoding="utf-8"?>
-<ds:datastoreItem xmlns:ds="http://schemas.openxmlformats.org/officeDocument/2006/customXml" ds:itemID="{9701D592-247D-45DD-A358-87F83AAA0287}">
+<file path=customXml/itemProps4.xml><?xml version="1.0" encoding="utf-8"?>
+<ds:datastoreItem xmlns:ds="http://schemas.openxmlformats.org/officeDocument/2006/customXml" ds:itemID="{0650F66F-90CF-42EA-8F60-11FCD82A6B0A}">
   <ds:schemaRefs>
-    <ds:schemaRef ds:uri="http://schemas.microsoft.com/office/2006/metadata/properties"/>
-    <ds:schemaRef ds:uri="http://schemas.microsoft.com/office/infopath/2007/PartnerControls"/>
-  </ds:schemaRefs>
-</ds:datastoreItem>
-</file>
-
-<file path=customXml/itemProps4.xml><?xml version="1.0" encoding="utf-8"?>
-<ds:datastoreItem xmlns:ds="http://schemas.openxmlformats.org/officeDocument/2006/customXml" ds:itemID="{82FE4CF3-5FAD-471E-ABCD-D22784ED3188}">
-  <ds:schemaRefs>
-    <ds:schemaRef ds:uri="http://schemas.microsoft.com/sharepoint/v3/contenttype/forms"/>
+    <ds:schemaRef ds:uri="http://schemas.openxmlformats.org/officeDocument/2006/bibliography"/>
   </ds:schemaRefs>
 </ds:datastoreItem>
 </file>